--- a/docs/Report/Introduction.docx
+++ b/docs/Report/Introduction.docx
@@ -1,22 +1,2481 @@
 
 <file path=word/document.xml><?xml version="1.0" encoding="utf-8"?>
-<w:document xmlns:wpc="http://schemas.microsoft.com/office/word/2010/wordprocessingCanvas" xmlns:cx="http://schemas.microsoft.com/office/drawing/2014/chartex" xmlns:cx1="http://schemas.microsoft.com/office/drawing/2015/9/8/chartex" xmlns:cx2="http://schemas.microsoft.com/office/drawing/2015/10/21/chartex" xmlns:cx3="http://schemas.microsoft.com/office/drawing/2016/5/9/chartex" xmlns:cx4="http://schemas.microsoft.com/office/drawing/2016/5/10/chartex" xmlns:cx5="http://schemas.microsoft.com/office/drawing/2016/5/11/chartex" xmlns:cx6="http://schemas.microsoft.com/office/drawing/2016/5/12/chartex" xmlns:cx7="http://schemas.microsoft.com/office/drawing/2016/5/13/chartex" xmlns:cx8="http://schemas.microsoft.com/office/drawing/2016/5/14/chartex" xmlns:mc="http://schemas.openxmlformats.org/markup-compatibility/2006" xmlns:aink="http://schemas.microsoft.com/office/drawing/2016/ink" xmlns:am3d="http://schemas.microsoft.com/office/drawing/2017/model3d" xmlns:o="urn:schemas-microsoft-com:office:office" xmlns:oel="http://schemas.microsoft.com/office/2019/extlst" xmlns:r="http://schemas.openxmlformats.org/officeDocument/2006/relationships" xmlns:m="http://schemas.openxmlformats.org/officeDocument/2006/math" xmlns:v="urn:schemas-microsoft-com:vml" xmlns:wp14="http://schemas.microsoft.com/office/word/2010/wordprocessingDrawing" xmlns:wp="http://schemas.openxmlformats.org/drawingml/2006/wordprocessingDrawing" xmlns:w10="urn:schemas-microsoft-com:office:word" xmlns:w="http://schemas.openxmlformats.org/wordprocessingml/2006/main" xmlns:w14="http://schemas.microsoft.com/office/word/2010/wordml" xmlns:w15="http://schemas.microsoft.com/office/word/2012/wordml" xmlns:w16cex="http://schemas.microsoft.com/office/word/2018/wordml/cex" xmlns:w16cid="http://schemas.microsoft.com/office/word/2016/wordml/cid" xmlns:w16="http://schemas.microsoft.com/office/word/2018/wordml" xmlns:w16du="http://schemas.microsoft.com/office/word/2023/wordml/word16du" xmlns:w16sdtdh="http://schemas.microsoft.com/office/word/2020/wordml/sdtdatahash" xmlns:w16se="http://schemas.microsoft.com/office/word/2015/wordml/symex" xmlns:wpg="http://schemas.microsoft.com/office/word/2010/wordprocessingGroup" xmlns:wpi="http://schemas.microsoft.com/office/word/2010/wordprocessingInk" xmlns:wne="http://schemas.microsoft.com/office/word/2006/wordml" xmlns:wps="http://schemas.microsoft.com/office/word/2010/wordprocessingShape" mc:Ignorable="w14 w15 w16se w16cid w16 w16cex w16sdtdh wp14">
+<w:document xmlns:wpc="http://schemas.microsoft.com/office/word/2010/wordprocessingCanvas" xmlns:cx="http://schemas.microsoft.com/office/drawing/2014/chartex" xmlns:cx1="http://schemas.microsoft.com/office/drawing/2015/9/8/chartex" xmlns:cx2="http://schemas.microsoft.com/office/drawing/2015/10/21/chartex" xmlns:cx3="http://schemas.microsoft.com/office/drawing/2016/5/9/chartex" xmlns:cx4="http://schemas.microsoft.com/office/drawing/2016/5/10/chartex" xmlns:cx5="http://schemas.microsoft.com/office/drawing/2016/5/11/chartex" xmlns:cx6="http://schemas.microsoft.com/office/drawing/2016/5/12/chartex" xmlns:cx7="http://schemas.microsoft.com/office/drawing/2016/5/13/chartex" xmlns:cx8="http://schemas.microsoft.com/office/drawing/2016/5/14/chartex" xmlns:mc="http://schemas.openxmlformats.org/markup-compatibility/2006" xmlns:aink="http://schemas.microsoft.com/office/drawing/2016/ink" xmlns:am3d="http://schemas.microsoft.com/office/drawing/2017/model3d" xmlns:o="urn:schemas-microsoft-com:office:office" xmlns:oel="http://schemas.microsoft.com/office/2019/extlst" xmlns:r="http://schemas.openxmlformats.org/officeDocument/2006/relationships" xmlns:m="http://schemas.openxmlformats.org/officeDocument/2006/math" xmlns:v="urn:schemas-microsoft-com:vml" xmlns:wp14="http://schemas.microsoft.com/office/word/2010/wordprocessingDrawing" xmlns:wp="http://schemas.openxmlformats.org/drawingml/2006/wordprocessingDrawing" xmlns:w10="urn:schemas-microsoft-com:office:word" xmlns:w="http://schemas.openxmlformats.org/wordprocessingml/2006/main" xmlns:w14="http://schemas.microsoft.com/office/word/2010/wordml" xmlns:w15="http://schemas.microsoft.com/office/word/2012/wordml" xmlns:w16cex="http://schemas.microsoft.com/office/word/2018/wordml/cex" xmlns:w16cid="http://schemas.microsoft.com/office/word/2016/wordml/cid" xmlns:w16="http://schemas.microsoft.com/office/word/2018/wordml" xmlns:w16du="http://schemas.microsoft.com/office/word/2023/wordml/word16du" xmlns:w16sdtdh="http://schemas.microsoft.com/office/word/2020/wordml/sdtdatahash" xmlns:w16sdtfl="http://schemas.microsoft.com/office/word/2024/wordml/sdtformatlock" xmlns:w16se="http://schemas.microsoft.com/office/word/2015/wordml/symex" xmlns:wpg="http://schemas.microsoft.com/office/word/2010/wordprocessingGroup" xmlns:wpi="http://schemas.microsoft.com/office/word/2010/wordprocessingInk" xmlns:wne="http://schemas.microsoft.com/office/word/2006/wordml" xmlns:wps="http://schemas.microsoft.com/office/word/2010/wordprocessingShape" mc:Ignorable="w14 w15 w16se w16cid w16 w16cex w16sdtdh w16sdtfl w16du wp14">
   <w:body>
+    <w:bookmarkStart w:id="0" w:name="_Toc228024822" w:displacedByCustomXml="next"/>
+    <w:sdt>
+      <w:sdtPr>
+        <w:id w:val="-71354197"/>
+        <w:docPartObj>
+          <w:docPartGallery w:val="Table of Contents"/>
+          <w:docPartUnique/>
+        </w:docPartObj>
+      </w:sdtPr>
+      <w:sdtEndPr>
+        <w:rPr>
+          <w:rFonts w:asciiTheme="minorHAnsi" w:eastAsiaTheme="minorHAnsi" w:hAnsiTheme="minorHAnsi" w:cs="Calibri"/>
+          <w:b/>
+          <w:bCs/>
+          <w:noProof/>
+          <w:color w:val="auto"/>
+          <w:sz w:val="24"/>
+          <w:szCs w:val="28"/>
+        </w:rPr>
+      </w:sdtEndPr>
+      <w:sdtContent>
+        <w:p>
+          <w:pPr>
+            <w:pStyle w:val="TOCHeading"/>
+          </w:pPr>
+          <w:r>
+            <w:t>Contents</w:t>
+          </w:r>
+        </w:p>
+        <w:p>
+          <w:pPr>
+            <w:pStyle w:val="TOC1"/>
+            <w:rPr>
+              <w:rFonts w:cstheme="minorBidi"/>
+              <w:noProof/>
+              <w:kern w:val="2"/>
+              <w:sz w:val="24"/>
+              <w:szCs w:val="24"/>
+              <w:rtl/>
+              <w14:ligatures w14:val="standardContextual"/>
+            </w:rPr>
+          </w:pPr>
+          <w:r>
+            <w:fldChar w:fldCharType="begin"/>
+          </w:r>
+          <w:r>
+            <w:instrText xml:space="preserve"> TOC \o "1-3" \h \z \u </w:instrText>
+          </w:r>
+          <w:r>
+            <w:fldChar w:fldCharType="separate"/>
+          </w:r>
+          <w:hyperlink w:anchor="_Toc228030624" w:history="1">
+            <w:r>
+              <w:rPr>
+                <w:rStyle w:val="Hyperlink"/>
+                <w:noProof/>
+              </w:rPr>
+              <w:t>1. Introduction</w:t>
+            </w:r>
+            <w:r>
+              <w:rPr>
+                <w:noProof/>
+                <w:webHidden/>
+                <w:rtl/>
+              </w:rPr>
+              <w:tab/>
+            </w:r>
+            <w:r>
+              <w:rPr>
+                <w:noProof/>
+                <w:webHidden/>
+                <w:rtl/>
+              </w:rPr>
+              <w:fldChar w:fldCharType="begin"/>
+            </w:r>
+            <w:r>
+              <w:rPr>
+                <w:noProof/>
+                <w:webHidden/>
+                <w:rtl/>
+              </w:rPr>
+              <w:instrText xml:space="preserve"> </w:instrText>
+            </w:r>
+            <w:r>
+              <w:rPr>
+                <w:noProof/>
+                <w:webHidden/>
+              </w:rPr>
+              <w:instrText>PAGEREF</w:instrText>
+            </w:r>
+            <w:r>
+              <w:rPr>
+                <w:noProof/>
+                <w:webHidden/>
+                <w:rtl/>
+              </w:rPr>
+              <w:instrText xml:space="preserve"> _</w:instrText>
+            </w:r>
+            <w:r>
+              <w:rPr>
+                <w:noProof/>
+                <w:webHidden/>
+              </w:rPr>
+              <w:instrText>Toc228030624 \h</w:instrText>
+            </w:r>
+            <w:r>
+              <w:rPr>
+                <w:noProof/>
+                <w:webHidden/>
+                <w:rtl/>
+              </w:rPr>
+              <w:instrText xml:space="preserve"> </w:instrText>
+            </w:r>
+            <w:r>
+              <w:rPr>
+                <w:noProof/>
+                <w:webHidden/>
+                <w:rtl/>
+              </w:rPr>
+            </w:r>
+            <w:r>
+              <w:rPr>
+                <w:noProof/>
+                <w:webHidden/>
+                <w:rtl/>
+              </w:rPr>
+              <w:fldChar w:fldCharType="separate"/>
+            </w:r>
+            <w:r>
+              <w:rPr>
+                <w:noProof/>
+                <w:webHidden/>
+                <w:rtl/>
+              </w:rPr>
+              <w:t>3</w:t>
+            </w:r>
+            <w:r>
+              <w:rPr>
+                <w:noProof/>
+                <w:webHidden/>
+                <w:rtl/>
+              </w:rPr>
+              <w:fldChar w:fldCharType="end"/>
+            </w:r>
+          </w:hyperlink>
+        </w:p>
+        <w:p>
+          <w:pPr>
+            <w:pStyle w:val="TOC1"/>
+            <w:rPr>
+              <w:rFonts w:cstheme="minorBidi"/>
+              <w:noProof/>
+              <w:kern w:val="2"/>
+              <w:sz w:val="24"/>
+              <w:szCs w:val="24"/>
+              <w:rtl/>
+              <w14:ligatures w14:val="standardContextual"/>
+            </w:rPr>
+          </w:pPr>
+          <w:hyperlink w:anchor="_Toc228030625" w:history="1">
+            <w:r>
+              <w:rPr>
+                <w:rStyle w:val="Hyperlink"/>
+                <w:noProof/>
+              </w:rPr>
+              <w:t>2. Target Benefeciaries</w:t>
+            </w:r>
+            <w:r>
+              <w:rPr>
+                <w:noProof/>
+                <w:webHidden/>
+                <w:rtl/>
+              </w:rPr>
+              <w:tab/>
+            </w:r>
+            <w:r>
+              <w:rPr>
+                <w:noProof/>
+                <w:webHidden/>
+                <w:rtl/>
+              </w:rPr>
+              <w:fldChar w:fldCharType="begin"/>
+            </w:r>
+            <w:r>
+              <w:rPr>
+                <w:noProof/>
+                <w:webHidden/>
+                <w:rtl/>
+              </w:rPr>
+              <w:instrText xml:space="preserve"> </w:instrText>
+            </w:r>
+            <w:r>
+              <w:rPr>
+                <w:noProof/>
+                <w:webHidden/>
+              </w:rPr>
+              <w:instrText>PAGEREF</w:instrText>
+            </w:r>
+            <w:r>
+              <w:rPr>
+                <w:noProof/>
+                <w:webHidden/>
+                <w:rtl/>
+              </w:rPr>
+              <w:instrText xml:space="preserve"> _</w:instrText>
+            </w:r>
+            <w:r>
+              <w:rPr>
+                <w:noProof/>
+                <w:webHidden/>
+              </w:rPr>
+              <w:instrText>Toc228030625 \h</w:instrText>
+            </w:r>
+            <w:r>
+              <w:rPr>
+                <w:noProof/>
+                <w:webHidden/>
+                <w:rtl/>
+              </w:rPr>
+              <w:instrText xml:space="preserve"> </w:instrText>
+            </w:r>
+            <w:r>
+              <w:rPr>
+                <w:noProof/>
+                <w:webHidden/>
+                <w:rtl/>
+              </w:rPr>
+            </w:r>
+            <w:r>
+              <w:rPr>
+                <w:noProof/>
+                <w:webHidden/>
+                <w:rtl/>
+              </w:rPr>
+              <w:fldChar w:fldCharType="separate"/>
+            </w:r>
+            <w:r>
+              <w:rPr>
+                <w:noProof/>
+                <w:webHidden/>
+                <w:rtl/>
+              </w:rPr>
+              <w:t>5</w:t>
+            </w:r>
+            <w:r>
+              <w:rPr>
+                <w:noProof/>
+                <w:webHidden/>
+                <w:rtl/>
+              </w:rPr>
+              <w:fldChar w:fldCharType="end"/>
+            </w:r>
+          </w:hyperlink>
+        </w:p>
+        <w:p>
+          <w:pPr>
+            <w:pStyle w:val="TOC1"/>
+            <w:rPr>
+              <w:rFonts w:cstheme="minorBidi"/>
+              <w:noProof/>
+              <w:kern w:val="2"/>
+              <w:sz w:val="24"/>
+              <w:szCs w:val="24"/>
+              <w:rtl/>
+              <w14:ligatures w14:val="standardContextual"/>
+            </w:rPr>
+          </w:pPr>
+          <w:hyperlink w:anchor="_Toc228030626" w:history="1">
+            <w:r>
+              <w:rPr>
+                <w:rStyle w:val="Hyperlink"/>
+                <w:noProof/>
+              </w:rPr>
+              <w:t>3. Adopted Programming Language</w:t>
+            </w:r>
+            <w:r>
+              <w:rPr>
+                <w:noProof/>
+                <w:webHidden/>
+                <w:rtl/>
+              </w:rPr>
+              <w:tab/>
+            </w:r>
+            <w:r>
+              <w:rPr>
+                <w:noProof/>
+                <w:webHidden/>
+                <w:rtl/>
+              </w:rPr>
+              <w:fldChar w:fldCharType="begin"/>
+            </w:r>
+            <w:r>
+              <w:rPr>
+                <w:noProof/>
+                <w:webHidden/>
+                <w:rtl/>
+              </w:rPr>
+              <w:instrText xml:space="preserve"> </w:instrText>
+            </w:r>
+            <w:r>
+              <w:rPr>
+                <w:noProof/>
+                <w:webHidden/>
+              </w:rPr>
+              <w:instrText>PAGEREF</w:instrText>
+            </w:r>
+            <w:r>
+              <w:rPr>
+                <w:noProof/>
+                <w:webHidden/>
+                <w:rtl/>
+              </w:rPr>
+              <w:instrText xml:space="preserve"> _</w:instrText>
+            </w:r>
+            <w:r>
+              <w:rPr>
+                <w:noProof/>
+                <w:webHidden/>
+              </w:rPr>
+              <w:instrText>Toc228030626 \h</w:instrText>
+            </w:r>
+            <w:r>
+              <w:rPr>
+                <w:noProof/>
+                <w:webHidden/>
+                <w:rtl/>
+              </w:rPr>
+              <w:instrText xml:space="preserve"> </w:instrText>
+            </w:r>
+            <w:r>
+              <w:rPr>
+                <w:noProof/>
+                <w:webHidden/>
+                <w:rtl/>
+              </w:rPr>
+            </w:r>
+            <w:r>
+              <w:rPr>
+                <w:noProof/>
+                <w:webHidden/>
+                <w:rtl/>
+              </w:rPr>
+              <w:fldChar w:fldCharType="separate"/>
+            </w:r>
+            <w:r>
+              <w:rPr>
+                <w:noProof/>
+                <w:webHidden/>
+                <w:rtl/>
+              </w:rPr>
+              <w:t>6</w:t>
+            </w:r>
+            <w:r>
+              <w:rPr>
+                <w:noProof/>
+                <w:webHidden/>
+                <w:rtl/>
+              </w:rPr>
+              <w:fldChar w:fldCharType="end"/>
+            </w:r>
+          </w:hyperlink>
+        </w:p>
+        <w:p>
+          <w:pPr>
+            <w:pStyle w:val="TOC1"/>
+            <w:rPr>
+              <w:rFonts w:cstheme="minorBidi"/>
+              <w:noProof/>
+              <w:kern w:val="2"/>
+              <w:sz w:val="24"/>
+              <w:szCs w:val="24"/>
+              <w:rtl/>
+              <w14:ligatures w14:val="standardContextual"/>
+            </w:rPr>
+          </w:pPr>
+          <w:hyperlink w:anchor="_Toc228030627" w:history="1">
+            <w:r>
+              <w:rPr>
+                <w:rStyle w:val="Hyperlink"/>
+                <w:noProof/>
+              </w:rPr>
+              <w:t>4. System Architecture</w:t>
+            </w:r>
+            <w:r>
+              <w:rPr>
+                <w:noProof/>
+                <w:webHidden/>
+                <w:rtl/>
+              </w:rPr>
+              <w:tab/>
+            </w:r>
+            <w:r>
+              <w:rPr>
+                <w:noProof/>
+                <w:webHidden/>
+                <w:rtl/>
+              </w:rPr>
+              <w:fldChar w:fldCharType="begin"/>
+            </w:r>
+            <w:r>
+              <w:rPr>
+                <w:noProof/>
+                <w:webHidden/>
+                <w:rtl/>
+              </w:rPr>
+              <w:instrText xml:space="preserve"> </w:instrText>
+            </w:r>
+            <w:r>
+              <w:rPr>
+                <w:noProof/>
+                <w:webHidden/>
+              </w:rPr>
+              <w:instrText>PAGEREF</w:instrText>
+            </w:r>
+            <w:r>
+              <w:rPr>
+                <w:noProof/>
+                <w:webHidden/>
+                <w:rtl/>
+              </w:rPr>
+              <w:instrText xml:space="preserve"> _</w:instrText>
+            </w:r>
+            <w:r>
+              <w:rPr>
+                <w:noProof/>
+                <w:webHidden/>
+              </w:rPr>
+              <w:instrText>Toc228030627 \h</w:instrText>
+            </w:r>
+            <w:r>
+              <w:rPr>
+                <w:noProof/>
+                <w:webHidden/>
+                <w:rtl/>
+              </w:rPr>
+              <w:instrText xml:space="preserve"> </w:instrText>
+            </w:r>
+            <w:r>
+              <w:rPr>
+                <w:noProof/>
+                <w:webHidden/>
+                <w:rtl/>
+              </w:rPr>
+            </w:r>
+            <w:r>
+              <w:rPr>
+                <w:noProof/>
+                <w:webHidden/>
+                <w:rtl/>
+              </w:rPr>
+              <w:fldChar w:fldCharType="separate"/>
+            </w:r>
+            <w:r>
+              <w:rPr>
+                <w:noProof/>
+                <w:webHidden/>
+                <w:rtl/>
+              </w:rPr>
+              <w:t>7</w:t>
+            </w:r>
+            <w:r>
+              <w:rPr>
+                <w:noProof/>
+                <w:webHidden/>
+                <w:rtl/>
+              </w:rPr>
+              <w:fldChar w:fldCharType="end"/>
+            </w:r>
+          </w:hyperlink>
+        </w:p>
+        <w:p>
+          <w:pPr>
+            <w:pStyle w:val="TOC2"/>
+            <w:tabs>
+              <w:tab w:val="right" w:leader="dot" w:pos="8296"/>
+            </w:tabs>
+            <w:rPr>
+              <w:rFonts w:cstheme="minorBidi"/>
+              <w:noProof/>
+              <w:kern w:val="2"/>
+              <w:sz w:val="24"/>
+              <w:szCs w:val="24"/>
+              <w:rtl/>
+              <w14:ligatures w14:val="standardContextual"/>
+            </w:rPr>
+          </w:pPr>
+          <w:hyperlink w:anchor="_Toc228030628" w:history="1">
+            <w:r>
+              <w:rPr>
+                <w:rStyle w:val="Hyperlink"/>
+                <w:noProof/>
+              </w:rPr>
+              <w:t>Overview</w:t>
+            </w:r>
+            <w:r>
+              <w:rPr>
+                <w:noProof/>
+                <w:webHidden/>
+                <w:rtl/>
+              </w:rPr>
+              <w:tab/>
+            </w:r>
+            <w:r>
+              <w:rPr>
+                <w:noProof/>
+                <w:webHidden/>
+                <w:rtl/>
+              </w:rPr>
+              <w:fldChar w:fldCharType="begin"/>
+            </w:r>
+            <w:r>
+              <w:rPr>
+                <w:noProof/>
+                <w:webHidden/>
+                <w:rtl/>
+              </w:rPr>
+              <w:instrText xml:space="preserve"> </w:instrText>
+            </w:r>
+            <w:r>
+              <w:rPr>
+                <w:noProof/>
+                <w:webHidden/>
+              </w:rPr>
+              <w:instrText>PAGEREF</w:instrText>
+            </w:r>
+            <w:r>
+              <w:rPr>
+                <w:noProof/>
+                <w:webHidden/>
+                <w:rtl/>
+              </w:rPr>
+              <w:instrText xml:space="preserve"> _</w:instrText>
+            </w:r>
+            <w:r>
+              <w:rPr>
+                <w:noProof/>
+                <w:webHidden/>
+              </w:rPr>
+              <w:instrText>Toc228030628 \h</w:instrText>
+            </w:r>
+            <w:r>
+              <w:rPr>
+                <w:noProof/>
+                <w:webHidden/>
+                <w:rtl/>
+              </w:rPr>
+              <w:instrText xml:space="preserve"> </w:instrText>
+            </w:r>
+            <w:r>
+              <w:rPr>
+                <w:noProof/>
+                <w:webHidden/>
+                <w:rtl/>
+              </w:rPr>
+            </w:r>
+            <w:r>
+              <w:rPr>
+                <w:noProof/>
+                <w:webHidden/>
+                <w:rtl/>
+              </w:rPr>
+              <w:fldChar w:fldCharType="separate"/>
+            </w:r>
+            <w:r>
+              <w:rPr>
+                <w:noProof/>
+                <w:webHidden/>
+                <w:rtl/>
+              </w:rPr>
+              <w:t>7</w:t>
+            </w:r>
+            <w:r>
+              <w:rPr>
+                <w:noProof/>
+                <w:webHidden/>
+                <w:rtl/>
+              </w:rPr>
+              <w:fldChar w:fldCharType="end"/>
+            </w:r>
+          </w:hyperlink>
+        </w:p>
+        <w:p>
+          <w:pPr>
+            <w:pStyle w:val="TOC3"/>
+            <w:rPr>
+              <w:rFonts w:cstheme="minorBidi"/>
+              <w:noProof/>
+              <w:kern w:val="2"/>
+              <w:sz w:val="24"/>
+              <w:szCs w:val="24"/>
+              <w:rtl/>
+              <w14:ligatures w14:val="standardContextual"/>
+            </w:rPr>
+          </w:pPr>
+          <w:hyperlink w:anchor="_Toc228030629" w:history="1">
+            <w:r>
+              <w:rPr>
+                <w:rStyle w:val="Hyperlink"/>
+                <w:noProof/>
+              </w:rPr>
+              <w:t>High Level Architecture Diagram</w:t>
+            </w:r>
+            <w:r>
+              <w:rPr>
+                <w:noProof/>
+                <w:webHidden/>
+                <w:rtl/>
+              </w:rPr>
+              <w:tab/>
+            </w:r>
+            <w:r>
+              <w:rPr>
+                <w:noProof/>
+                <w:webHidden/>
+                <w:rtl/>
+              </w:rPr>
+              <w:fldChar w:fldCharType="begin"/>
+            </w:r>
+            <w:r>
+              <w:rPr>
+                <w:noProof/>
+                <w:webHidden/>
+                <w:rtl/>
+              </w:rPr>
+              <w:instrText xml:space="preserve"> </w:instrText>
+            </w:r>
+            <w:r>
+              <w:rPr>
+                <w:noProof/>
+                <w:webHidden/>
+              </w:rPr>
+              <w:instrText>PAGEREF</w:instrText>
+            </w:r>
+            <w:r>
+              <w:rPr>
+                <w:noProof/>
+                <w:webHidden/>
+                <w:rtl/>
+              </w:rPr>
+              <w:instrText xml:space="preserve"> _</w:instrText>
+            </w:r>
+            <w:r>
+              <w:rPr>
+                <w:noProof/>
+                <w:webHidden/>
+              </w:rPr>
+              <w:instrText>Toc228030629 \h</w:instrText>
+            </w:r>
+            <w:r>
+              <w:rPr>
+                <w:noProof/>
+                <w:webHidden/>
+                <w:rtl/>
+              </w:rPr>
+              <w:instrText xml:space="preserve"> </w:instrText>
+            </w:r>
+            <w:r>
+              <w:rPr>
+                <w:noProof/>
+                <w:webHidden/>
+                <w:rtl/>
+              </w:rPr>
+            </w:r>
+            <w:r>
+              <w:rPr>
+                <w:noProof/>
+                <w:webHidden/>
+                <w:rtl/>
+              </w:rPr>
+              <w:fldChar w:fldCharType="separate"/>
+            </w:r>
+            <w:r>
+              <w:rPr>
+                <w:noProof/>
+                <w:webHidden/>
+                <w:rtl/>
+              </w:rPr>
+              <w:t>9</w:t>
+            </w:r>
+            <w:r>
+              <w:rPr>
+                <w:noProof/>
+                <w:webHidden/>
+                <w:rtl/>
+              </w:rPr>
+              <w:fldChar w:fldCharType="end"/>
+            </w:r>
+          </w:hyperlink>
+        </w:p>
+        <w:p>
+          <w:pPr>
+            <w:pStyle w:val="TOC3"/>
+            <w:rPr>
+              <w:rFonts w:cstheme="minorBidi"/>
+              <w:noProof/>
+              <w:kern w:val="2"/>
+              <w:sz w:val="24"/>
+              <w:szCs w:val="24"/>
+              <w:rtl/>
+              <w14:ligatures w14:val="standardContextual"/>
+            </w:rPr>
+          </w:pPr>
+          <w:hyperlink w:anchor="_Toc228030630" w:history="1">
+            <w:r>
+              <w:rPr>
+                <w:rStyle w:val="Hyperlink"/>
+                <w:noProof/>
+              </w:rPr>
+              <w:t>Detailed Backend Layout</w:t>
+            </w:r>
+            <w:r>
+              <w:rPr>
+                <w:noProof/>
+                <w:webHidden/>
+                <w:rtl/>
+              </w:rPr>
+              <w:tab/>
+            </w:r>
+            <w:r>
+              <w:rPr>
+                <w:noProof/>
+                <w:webHidden/>
+                <w:rtl/>
+              </w:rPr>
+              <w:fldChar w:fldCharType="begin"/>
+            </w:r>
+            <w:r>
+              <w:rPr>
+                <w:noProof/>
+                <w:webHidden/>
+                <w:rtl/>
+              </w:rPr>
+              <w:instrText xml:space="preserve"> </w:instrText>
+            </w:r>
+            <w:r>
+              <w:rPr>
+                <w:noProof/>
+                <w:webHidden/>
+              </w:rPr>
+              <w:instrText>PAGEREF</w:instrText>
+            </w:r>
+            <w:r>
+              <w:rPr>
+                <w:noProof/>
+                <w:webHidden/>
+                <w:rtl/>
+              </w:rPr>
+              <w:instrText xml:space="preserve"> _</w:instrText>
+            </w:r>
+            <w:r>
+              <w:rPr>
+                <w:noProof/>
+                <w:webHidden/>
+              </w:rPr>
+              <w:instrText>Toc228030630 \h</w:instrText>
+            </w:r>
+            <w:r>
+              <w:rPr>
+                <w:noProof/>
+                <w:webHidden/>
+                <w:rtl/>
+              </w:rPr>
+              <w:instrText xml:space="preserve"> </w:instrText>
+            </w:r>
+            <w:r>
+              <w:rPr>
+                <w:noProof/>
+                <w:webHidden/>
+                <w:rtl/>
+              </w:rPr>
+            </w:r>
+            <w:r>
+              <w:rPr>
+                <w:noProof/>
+                <w:webHidden/>
+                <w:rtl/>
+              </w:rPr>
+              <w:fldChar w:fldCharType="separate"/>
+            </w:r>
+            <w:r>
+              <w:rPr>
+                <w:noProof/>
+                <w:webHidden/>
+                <w:rtl/>
+              </w:rPr>
+              <w:t>10</w:t>
+            </w:r>
+            <w:r>
+              <w:rPr>
+                <w:noProof/>
+                <w:webHidden/>
+                <w:rtl/>
+              </w:rPr>
+              <w:fldChar w:fldCharType="end"/>
+            </w:r>
+          </w:hyperlink>
+        </w:p>
+        <w:p>
+          <w:pPr>
+            <w:pStyle w:val="TOC2"/>
+            <w:tabs>
+              <w:tab w:val="right" w:leader="dot" w:pos="8296"/>
+            </w:tabs>
+            <w:rPr>
+              <w:rFonts w:cstheme="minorBidi"/>
+              <w:noProof/>
+              <w:kern w:val="2"/>
+              <w:sz w:val="24"/>
+              <w:szCs w:val="24"/>
+              <w:rtl/>
+              <w14:ligatures w14:val="standardContextual"/>
+            </w:rPr>
+          </w:pPr>
+          <w:hyperlink w:anchor="_Toc228030631" w:history="1">
+            <w:r>
+              <w:rPr>
+                <w:rStyle w:val="Hyperlink"/>
+                <w:noProof/>
+              </w:rPr>
+              <w:t>Internal Modules</w:t>
+            </w:r>
+            <w:r>
+              <w:rPr>
+                <w:noProof/>
+                <w:webHidden/>
+                <w:rtl/>
+              </w:rPr>
+              <w:tab/>
+            </w:r>
+            <w:r>
+              <w:rPr>
+                <w:noProof/>
+                <w:webHidden/>
+                <w:rtl/>
+              </w:rPr>
+              <w:fldChar w:fldCharType="begin"/>
+            </w:r>
+            <w:r>
+              <w:rPr>
+                <w:noProof/>
+                <w:webHidden/>
+                <w:rtl/>
+              </w:rPr>
+              <w:instrText xml:space="preserve"> </w:instrText>
+            </w:r>
+            <w:r>
+              <w:rPr>
+                <w:noProof/>
+                <w:webHidden/>
+              </w:rPr>
+              <w:instrText>PAGEREF</w:instrText>
+            </w:r>
+            <w:r>
+              <w:rPr>
+                <w:noProof/>
+                <w:webHidden/>
+                <w:rtl/>
+              </w:rPr>
+              <w:instrText xml:space="preserve"> _</w:instrText>
+            </w:r>
+            <w:r>
+              <w:rPr>
+                <w:noProof/>
+                <w:webHidden/>
+              </w:rPr>
+              <w:instrText>Toc228030631 \h</w:instrText>
+            </w:r>
+            <w:r>
+              <w:rPr>
+                <w:noProof/>
+                <w:webHidden/>
+                <w:rtl/>
+              </w:rPr>
+              <w:instrText xml:space="preserve"> </w:instrText>
+            </w:r>
+            <w:r>
+              <w:rPr>
+                <w:noProof/>
+                <w:webHidden/>
+                <w:rtl/>
+              </w:rPr>
+            </w:r>
+            <w:r>
+              <w:rPr>
+                <w:noProof/>
+                <w:webHidden/>
+                <w:rtl/>
+              </w:rPr>
+              <w:fldChar w:fldCharType="separate"/>
+            </w:r>
+            <w:r>
+              <w:rPr>
+                <w:noProof/>
+                <w:webHidden/>
+                <w:rtl/>
+              </w:rPr>
+              <w:t>10</w:t>
+            </w:r>
+            <w:r>
+              <w:rPr>
+                <w:noProof/>
+                <w:webHidden/>
+                <w:rtl/>
+              </w:rPr>
+              <w:fldChar w:fldCharType="end"/>
+            </w:r>
+          </w:hyperlink>
+        </w:p>
+        <w:p>
+          <w:pPr>
+            <w:pStyle w:val="TOC3"/>
+            <w:rPr>
+              <w:rFonts w:cstheme="minorBidi"/>
+              <w:noProof/>
+              <w:kern w:val="2"/>
+              <w:sz w:val="24"/>
+              <w:szCs w:val="24"/>
+              <w:rtl/>
+              <w14:ligatures w14:val="standardContextual"/>
+            </w:rPr>
+          </w:pPr>
+          <w:hyperlink w:anchor="_Toc228030632" w:history="1">
+            <w:r>
+              <w:rPr>
+                <w:rStyle w:val="Hyperlink"/>
+                <w:noProof/>
+              </w:rPr>
+              <w:t>Socket Server</w:t>
+            </w:r>
+            <w:r>
+              <w:rPr>
+                <w:noProof/>
+                <w:webHidden/>
+                <w:rtl/>
+              </w:rPr>
+              <w:tab/>
+            </w:r>
+            <w:r>
+              <w:rPr>
+                <w:noProof/>
+                <w:webHidden/>
+                <w:rtl/>
+              </w:rPr>
+              <w:fldChar w:fldCharType="begin"/>
+            </w:r>
+            <w:r>
+              <w:rPr>
+                <w:noProof/>
+                <w:webHidden/>
+                <w:rtl/>
+              </w:rPr>
+              <w:instrText xml:space="preserve"> </w:instrText>
+            </w:r>
+            <w:r>
+              <w:rPr>
+                <w:noProof/>
+                <w:webHidden/>
+              </w:rPr>
+              <w:instrText>PAGEREF</w:instrText>
+            </w:r>
+            <w:r>
+              <w:rPr>
+                <w:noProof/>
+                <w:webHidden/>
+                <w:rtl/>
+              </w:rPr>
+              <w:instrText xml:space="preserve"> _</w:instrText>
+            </w:r>
+            <w:r>
+              <w:rPr>
+                <w:noProof/>
+                <w:webHidden/>
+              </w:rPr>
+              <w:instrText>Toc228030632 \h</w:instrText>
+            </w:r>
+            <w:r>
+              <w:rPr>
+                <w:noProof/>
+                <w:webHidden/>
+                <w:rtl/>
+              </w:rPr>
+              <w:instrText xml:space="preserve"> </w:instrText>
+            </w:r>
+            <w:r>
+              <w:rPr>
+                <w:noProof/>
+                <w:webHidden/>
+                <w:rtl/>
+              </w:rPr>
+            </w:r>
+            <w:r>
+              <w:rPr>
+                <w:noProof/>
+                <w:webHidden/>
+                <w:rtl/>
+              </w:rPr>
+              <w:fldChar w:fldCharType="separate"/>
+            </w:r>
+            <w:r>
+              <w:rPr>
+                <w:noProof/>
+                <w:webHidden/>
+                <w:rtl/>
+              </w:rPr>
+              <w:t>10</w:t>
+            </w:r>
+            <w:r>
+              <w:rPr>
+                <w:noProof/>
+                <w:webHidden/>
+                <w:rtl/>
+              </w:rPr>
+              <w:fldChar w:fldCharType="end"/>
+            </w:r>
+          </w:hyperlink>
+        </w:p>
+        <w:p>
+          <w:pPr>
+            <w:pStyle w:val="TOC3"/>
+            <w:rPr>
+              <w:rFonts w:cstheme="minorBidi"/>
+              <w:noProof/>
+              <w:kern w:val="2"/>
+              <w:sz w:val="24"/>
+              <w:szCs w:val="24"/>
+              <w:rtl/>
+              <w14:ligatures w14:val="standardContextual"/>
+            </w:rPr>
+          </w:pPr>
+          <w:hyperlink w:anchor="_Toc228030633" w:history="1">
+            <w:r>
+              <w:rPr>
+                <w:rStyle w:val="Hyperlink"/>
+                <w:noProof/>
+              </w:rPr>
+              <w:t>Bridge Server</w:t>
+            </w:r>
+            <w:r>
+              <w:rPr>
+                <w:noProof/>
+                <w:webHidden/>
+                <w:rtl/>
+              </w:rPr>
+              <w:tab/>
+            </w:r>
+            <w:r>
+              <w:rPr>
+                <w:noProof/>
+                <w:webHidden/>
+                <w:rtl/>
+              </w:rPr>
+              <w:fldChar w:fldCharType="begin"/>
+            </w:r>
+            <w:r>
+              <w:rPr>
+                <w:noProof/>
+                <w:webHidden/>
+                <w:rtl/>
+              </w:rPr>
+              <w:instrText xml:space="preserve"> </w:instrText>
+            </w:r>
+            <w:r>
+              <w:rPr>
+                <w:noProof/>
+                <w:webHidden/>
+              </w:rPr>
+              <w:instrText>PAGEREF</w:instrText>
+            </w:r>
+            <w:r>
+              <w:rPr>
+                <w:noProof/>
+                <w:webHidden/>
+                <w:rtl/>
+              </w:rPr>
+              <w:instrText xml:space="preserve"> _</w:instrText>
+            </w:r>
+            <w:r>
+              <w:rPr>
+                <w:noProof/>
+                <w:webHidden/>
+              </w:rPr>
+              <w:instrText>Toc228030633 \h</w:instrText>
+            </w:r>
+            <w:r>
+              <w:rPr>
+                <w:noProof/>
+                <w:webHidden/>
+                <w:rtl/>
+              </w:rPr>
+              <w:instrText xml:space="preserve"> </w:instrText>
+            </w:r>
+            <w:r>
+              <w:rPr>
+                <w:noProof/>
+                <w:webHidden/>
+                <w:rtl/>
+              </w:rPr>
+            </w:r>
+            <w:r>
+              <w:rPr>
+                <w:noProof/>
+                <w:webHidden/>
+                <w:rtl/>
+              </w:rPr>
+              <w:fldChar w:fldCharType="separate"/>
+            </w:r>
+            <w:r>
+              <w:rPr>
+                <w:noProof/>
+                <w:webHidden/>
+                <w:rtl/>
+              </w:rPr>
+              <w:t>11</w:t>
+            </w:r>
+            <w:r>
+              <w:rPr>
+                <w:noProof/>
+                <w:webHidden/>
+                <w:rtl/>
+              </w:rPr>
+              <w:fldChar w:fldCharType="end"/>
+            </w:r>
+          </w:hyperlink>
+        </w:p>
+        <w:p>
+          <w:pPr>
+            <w:pStyle w:val="TOC3"/>
+            <w:rPr>
+              <w:rFonts w:cstheme="minorBidi"/>
+              <w:noProof/>
+              <w:kern w:val="2"/>
+              <w:sz w:val="24"/>
+              <w:szCs w:val="24"/>
+              <w:rtl/>
+              <w14:ligatures w14:val="standardContextual"/>
+            </w:rPr>
+          </w:pPr>
+          <w:hyperlink w:anchor="_Toc228030634" w:history="1">
+            <w:r>
+              <w:rPr>
+                <w:rStyle w:val="Hyperlink"/>
+                <w:noProof/>
+              </w:rPr>
+              <w:t>Spring Boot REST Server</w:t>
+            </w:r>
+            <w:r>
+              <w:rPr>
+                <w:noProof/>
+                <w:webHidden/>
+                <w:rtl/>
+              </w:rPr>
+              <w:tab/>
+            </w:r>
+            <w:r>
+              <w:rPr>
+                <w:noProof/>
+                <w:webHidden/>
+                <w:rtl/>
+              </w:rPr>
+              <w:fldChar w:fldCharType="begin"/>
+            </w:r>
+            <w:r>
+              <w:rPr>
+                <w:noProof/>
+                <w:webHidden/>
+                <w:rtl/>
+              </w:rPr>
+              <w:instrText xml:space="preserve"> </w:instrText>
+            </w:r>
+            <w:r>
+              <w:rPr>
+                <w:noProof/>
+                <w:webHidden/>
+              </w:rPr>
+              <w:instrText>PAGEREF</w:instrText>
+            </w:r>
+            <w:r>
+              <w:rPr>
+                <w:noProof/>
+                <w:webHidden/>
+                <w:rtl/>
+              </w:rPr>
+              <w:instrText xml:space="preserve"> _</w:instrText>
+            </w:r>
+            <w:r>
+              <w:rPr>
+                <w:noProof/>
+                <w:webHidden/>
+              </w:rPr>
+              <w:instrText>Toc228030634 \h</w:instrText>
+            </w:r>
+            <w:r>
+              <w:rPr>
+                <w:noProof/>
+                <w:webHidden/>
+                <w:rtl/>
+              </w:rPr>
+              <w:instrText xml:space="preserve"> </w:instrText>
+            </w:r>
+            <w:r>
+              <w:rPr>
+                <w:noProof/>
+                <w:webHidden/>
+                <w:rtl/>
+              </w:rPr>
+            </w:r>
+            <w:r>
+              <w:rPr>
+                <w:noProof/>
+                <w:webHidden/>
+                <w:rtl/>
+              </w:rPr>
+              <w:fldChar w:fldCharType="separate"/>
+            </w:r>
+            <w:r>
+              <w:rPr>
+                <w:noProof/>
+                <w:webHidden/>
+                <w:rtl/>
+              </w:rPr>
+              <w:t>12</w:t>
+            </w:r>
+            <w:r>
+              <w:rPr>
+                <w:noProof/>
+                <w:webHidden/>
+                <w:rtl/>
+              </w:rPr>
+              <w:fldChar w:fldCharType="end"/>
+            </w:r>
+          </w:hyperlink>
+        </w:p>
+        <w:p>
+          <w:pPr>
+            <w:pStyle w:val="TOC3"/>
+            <w:rPr>
+              <w:rFonts w:cstheme="minorBidi"/>
+              <w:noProof/>
+              <w:kern w:val="2"/>
+              <w:sz w:val="24"/>
+              <w:szCs w:val="24"/>
+              <w:rtl/>
+              <w14:ligatures w14:val="standardContextual"/>
+            </w:rPr>
+          </w:pPr>
+          <w:hyperlink w:anchor="_Toc228030635" w:history="1">
+            <w:r>
+              <w:rPr>
+                <w:rStyle w:val="Hyperlink"/>
+                <w:noProof/>
+              </w:rPr>
+              <w:t>React Frontend</w:t>
+            </w:r>
+            <w:r>
+              <w:rPr>
+                <w:noProof/>
+                <w:webHidden/>
+                <w:rtl/>
+              </w:rPr>
+              <w:tab/>
+            </w:r>
+            <w:r>
+              <w:rPr>
+                <w:noProof/>
+                <w:webHidden/>
+                <w:rtl/>
+              </w:rPr>
+              <w:fldChar w:fldCharType="begin"/>
+            </w:r>
+            <w:r>
+              <w:rPr>
+                <w:noProof/>
+                <w:webHidden/>
+                <w:rtl/>
+              </w:rPr>
+              <w:instrText xml:space="preserve"> </w:instrText>
+            </w:r>
+            <w:r>
+              <w:rPr>
+                <w:noProof/>
+                <w:webHidden/>
+              </w:rPr>
+              <w:instrText>PAGEREF</w:instrText>
+            </w:r>
+            <w:r>
+              <w:rPr>
+                <w:noProof/>
+                <w:webHidden/>
+                <w:rtl/>
+              </w:rPr>
+              <w:instrText xml:space="preserve"> _</w:instrText>
+            </w:r>
+            <w:r>
+              <w:rPr>
+                <w:noProof/>
+                <w:webHidden/>
+              </w:rPr>
+              <w:instrText>Toc228030635 \h</w:instrText>
+            </w:r>
+            <w:r>
+              <w:rPr>
+                <w:noProof/>
+                <w:webHidden/>
+                <w:rtl/>
+              </w:rPr>
+              <w:instrText xml:space="preserve"> </w:instrText>
+            </w:r>
+            <w:r>
+              <w:rPr>
+                <w:noProof/>
+                <w:webHidden/>
+                <w:rtl/>
+              </w:rPr>
+            </w:r>
+            <w:r>
+              <w:rPr>
+                <w:noProof/>
+                <w:webHidden/>
+                <w:rtl/>
+              </w:rPr>
+              <w:fldChar w:fldCharType="separate"/>
+            </w:r>
+            <w:r>
+              <w:rPr>
+                <w:noProof/>
+                <w:webHidden/>
+                <w:rtl/>
+              </w:rPr>
+              <w:t>12</w:t>
+            </w:r>
+            <w:r>
+              <w:rPr>
+                <w:noProof/>
+                <w:webHidden/>
+                <w:rtl/>
+              </w:rPr>
+              <w:fldChar w:fldCharType="end"/>
+            </w:r>
+          </w:hyperlink>
+        </w:p>
+        <w:p>
+          <w:pPr>
+            <w:pStyle w:val="TOC1"/>
+            <w:rPr>
+              <w:rFonts w:cstheme="minorBidi"/>
+              <w:noProof/>
+              <w:kern w:val="2"/>
+              <w:sz w:val="24"/>
+              <w:szCs w:val="24"/>
+              <w:rtl/>
+              <w14:ligatures w14:val="standardContextual"/>
+            </w:rPr>
+          </w:pPr>
+          <w:hyperlink w:anchor="_Toc228030636" w:history="1">
+            <w:r>
+              <w:rPr>
+                <w:rStyle w:val="Hyperlink"/>
+                <w:noProof/>
+              </w:rPr>
+              <w:t>5. Application Level Protocol</w:t>
+            </w:r>
+            <w:r>
+              <w:rPr>
+                <w:noProof/>
+                <w:webHidden/>
+                <w:rtl/>
+              </w:rPr>
+              <w:tab/>
+            </w:r>
+            <w:r>
+              <w:rPr>
+                <w:noProof/>
+                <w:webHidden/>
+                <w:rtl/>
+              </w:rPr>
+              <w:fldChar w:fldCharType="begin"/>
+            </w:r>
+            <w:r>
+              <w:rPr>
+                <w:noProof/>
+                <w:webHidden/>
+                <w:rtl/>
+              </w:rPr>
+              <w:instrText xml:space="preserve"> </w:instrText>
+            </w:r>
+            <w:r>
+              <w:rPr>
+                <w:noProof/>
+                <w:webHidden/>
+              </w:rPr>
+              <w:instrText>PAGEREF</w:instrText>
+            </w:r>
+            <w:r>
+              <w:rPr>
+                <w:noProof/>
+                <w:webHidden/>
+                <w:rtl/>
+              </w:rPr>
+              <w:instrText xml:space="preserve"> _</w:instrText>
+            </w:r>
+            <w:r>
+              <w:rPr>
+                <w:noProof/>
+                <w:webHidden/>
+              </w:rPr>
+              <w:instrText>Toc228030636 \h</w:instrText>
+            </w:r>
+            <w:r>
+              <w:rPr>
+                <w:noProof/>
+                <w:webHidden/>
+                <w:rtl/>
+              </w:rPr>
+              <w:instrText xml:space="preserve"> </w:instrText>
+            </w:r>
+            <w:r>
+              <w:rPr>
+                <w:noProof/>
+                <w:webHidden/>
+                <w:rtl/>
+              </w:rPr>
+            </w:r>
+            <w:r>
+              <w:rPr>
+                <w:noProof/>
+                <w:webHidden/>
+                <w:rtl/>
+              </w:rPr>
+              <w:fldChar w:fldCharType="separate"/>
+            </w:r>
+            <w:r>
+              <w:rPr>
+                <w:noProof/>
+                <w:webHidden/>
+                <w:rtl/>
+              </w:rPr>
+              <w:t>16</w:t>
+            </w:r>
+            <w:r>
+              <w:rPr>
+                <w:noProof/>
+                <w:webHidden/>
+                <w:rtl/>
+              </w:rPr>
+              <w:fldChar w:fldCharType="end"/>
+            </w:r>
+          </w:hyperlink>
+        </w:p>
+        <w:p>
+          <w:pPr>
+            <w:pStyle w:val="TOC1"/>
+            <w:rPr>
+              <w:rFonts w:cstheme="minorBidi"/>
+              <w:noProof/>
+              <w:kern w:val="2"/>
+              <w:sz w:val="24"/>
+              <w:szCs w:val="24"/>
+              <w:rtl/>
+              <w14:ligatures w14:val="standardContextual"/>
+            </w:rPr>
+          </w:pPr>
+          <w:hyperlink w:anchor="_Toc228030637" w:history="1">
+            <w:r>
+              <w:rPr>
+                <w:rStyle w:val="Hyperlink"/>
+                <w:noProof/>
+              </w:rPr>
+              <w:t>6. Distributed Database Design</w:t>
+            </w:r>
+            <w:r>
+              <w:rPr>
+                <w:noProof/>
+                <w:webHidden/>
+                <w:rtl/>
+              </w:rPr>
+              <w:tab/>
+            </w:r>
+            <w:r>
+              <w:rPr>
+                <w:noProof/>
+                <w:webHidden/>
+                <w:rtl/>
+              </w:rPr>
+              <w:fldChar w:fldCharType="begin"/>
+            </w:r>
+            <w:r>
+              <w:rPr>
+                <w:noProof/>
+                <w:webHidden/>
+                <w:rtl/>
+              </w:rPr>
+              <w:instrText xml:space="preserve"> </w:instrText>
+            </w:r>
+            <w:r>
+              <w:rPr>
+                <w:noProof/>
+                <w:webHidden/>
+              </w:rPr>
+              <w:instrText>PAGEREF</w:instrText>
+            </w:r>
+            <w:r>
+              <w:rPr>
+                <w:noProof/>
+                <w:webHidden/>
+                <w:rtl/>
+              </w:rPr>
+              <w:instrText xml:space="preserve"> _</w:instrText>
+            </w:r>
+            <w:r>
+              <w:rPr>
+                <w:noProof/>
+                <w:webHidden/>
+              </w:rPr>
+              <w:instrText>Toc228030637 \h</w:instrText>
+            </w:r>
+            <w:r>
+              <w:rPr>
+                <w:noProof/>
+                <w:webHidden/>
+                <w:rtl/>
+              </w:rPr>
+              <w:instrText xml:space="preserve"> </w:instrText>
+            </w:r>
+            <w:r>
+              <w:rPr>
+                <w:noProof/>
+                <w:webHidden/>
+                <w:rtl/>
+              </w:rPr>
+            </w:r>
+            <w:r>
+              <w:rPr>
+                <w:noProof/>
+                <w:webHidden/>
+                <w:rtl/>
+              </w:rPr>
+              <w:fldChar w:fldCharType="separate"/>
+            </w:r>
+            <w:r>
+              <w:rPr>
+                <w:noProof/>
+                <w:webHidden/>
+                <w:rtl/>
+              </w:rPr>
+              <w:t>17</w:t>
+            </w:r>
+            <w:r>
+              <w:rPr>
+                <w:noProof/>
+                <w:webHidden/>
+                <w:rtl/>
+              </w:rPr>
+              <w:fldChar w:fldCharType="end"/>
+            </w:r>
+          </w:hyperlink>
+        </w:p>
+        <w:p>
+          <w:pPr>
+            <w:pStyle w:val="TOC1"/>
+            <w:rPr>
+              <w:rFonts w:cstheme="minorBidi"/>
+              <w:noProof/>
+              <w:kern w:val="2"/>
+              <w:sz w:val="24"/>
+              <w:szCs w:val="24"/>
+              <w:rtl/>
+              <w14:ligatures w14:val="standardContextual"/>
+            </w:rPr>
+          </w:pPr>
+          <w:hyperlink w:anchor="_Toc228030638" w:history="1">
+            <w:r>
+              <w:rPr>
+                <w:rStyle w:val="Hyperlink"/>
+                <w:noProof/>
+              </w:rPr>
+              <w:t>7. Initial Time Plan</w:t>
+            </w:r>
+            <w:r>
+              <w:rPr>
+                <w:noProof/>
+                <w:webHidden/>
+                <w:rtl/>
+              </w:rPr>
+              <w:tab/>
+            </w:r>
+            <w:r>
+              <w:rPr>
+                <w:noProof/>
+                <w:webHidden/>
+                <w:rtl/>
+              </w:rPr>
+              <w:fldChar w:fldCharType="begin"/>
+            </w:r>
+            <w:r>
+              <w:rPr>
+                <w:noProof/>
+                <w:webHidden/>
+                <w:rtl/>
+              </w:rPr>
+              <w:instrText xml:space="preserve"> </w:instrText>
+            </w:r>
+            <w:r>
+              <w:rPr>
+                <w:noProof/>
+                <w:webHidden/>
+              </w:rPr>
+              <w:instrText>PAGEREF</w:instrText>
+            </w:r>
+            <w:r>
+              <w:rPr>
+                <w:noProof/>
+                <w:webHidden/>
+                <w:rtl/>
+              </w:rPr>
+              <w:instrText xml:space="preserve"> _</w:instrText>
+            </w:r>
+            <w:r>
+              <w:rPr>
+                <w:noProof/>
+                <w:webHidden/>
+              </w:rPr>
+              <w:instrText>Toc228030638 \h</w:instrText>
+            </w:r>
+            <w:r>
+              <w:rPr>
+                <w:noProof/>
+                <w:webHidden/>
+                <w:rtl/>
+              </w:rPr>
+              <w:instrText xml:space="preserve"> </w:instrText>
+            </w:r>
+            <w:r>
+              <w:rPr>
+                <w:noProof/>
+                <w:webHidden/>
+                <w:rtl/>
+              </w:rPr>
+            </w:r>
+            <w:r>
+              <w:rPr>
+                <w:noProof/>
+                <w:webHidden/>
+                <w:rtl/>
+              </w:rPr>
+              <w:fldChar w:fldCharType="separate"/>
+            </w:r>
+            <w:r>
+              <w:rPr>
+                <w:noProof/>
+                <w:webHidden/>
+                <w:rtl/>
+              </w:rPr>
+              <w:t>18</w:t>
+            </w:r>
+            <w:r>
+              <w:rPr>
+                <w:noProof/>
+                <w:webHidden/>
+                <w:rtl/>
+              </w:rPr>
+              <w:fldChar w:fldCharType="end"/>
+            </w:r>
+          </w:hyperlink>
+        </w:p>
+        <w:p>
+          <w:pPr>
+            <w:pStyle w:val="TOC2"/>
+            <w:tabs>
+              <w:tab w:val="right" w:leader="dot" w:pos="8296"/>
+            </w:tabs>
+            <w:rPr>
+              <w:rFonts w:cstheme="minorBidi"/>
+              <w:noProof/>
+              <w:kern w:val="2"/>
+              <w:sz w:val="24"/>
+              <w:szCs w:val="24"/>
+              <w:rtl/>
+              <w14:ligatures w14:val="standardContextual"/>
+            </w:rPr>
+          </w:pPr>
+          <w:hyperlink w:anchor="_Toc228030639" w:history="1">
+            <w:r>
+              <w:rPr>
+                <w:rStyle w:val="Hyperlink"/>
+                <w:noProof/>
+              </w:rPr>
+              <w:t>Partitions</w:t>
+            </w:r>
+            <w:r>
+              <w:rPr>
+                <w:noProof/>
+                <w:webHidden/>
+                <w:rtl/>
+              </w:rPr>
+              <w:tab/>
+            </w:r>
+            <w:r>
+              <w:rPr>
+                <w:noProof/>
+                <w:webHidden/>
+                <w:rtl/>
+              </w:rPr>
+              <w:fldChar w:fldCharType="begin"/>
+            </w:r>
+            <w:r>
+              <w:rPr>
+                <w:noProof/>
+                <w:webHidden/>
+                <w:rtl/>
+              </w:rPr>
+              <w:instrText xml:space="preserve"> </w:instrText>
+            </w:r>
+            <w:r>
+              <w:rPr>
+                <w:noProof/>
+                <w:webHidden/>
+              </w:rPr>
+              <w:instrText>PAGEREF</w:instrText>
+            </w:r>
+            <w:r>
+              <w:rPr>
+                <w:noProof/>
+                <w:webHidden/>
+                <w:rtl/>
+              </w:rPr>
+              <w:instrText xml:space="preserve"> _</w:instrText>
+            </w:r>
+            <w:r>
+              <w:rPr>
+                <w:noProof/>
+                <w:webHidden/>
+              </w:rPr>
+              <w:instrText>Toc228030639 \h</w:instrText>
+            </w:r>
+            <w:r>
+              <w:rPr>
+                <w:noProof/>
+                <w:webHidden/>
+                <w:rtl/>
+              </w:rPr>
+              <w:instrText xml:space="preserve"> </w:instrText>
+            </w:r>
+            <w:r>
+              <w:rPr>
+                <w:noProof/>
+                <w:webHidden/>
+                <w:rtl/>
+              </w:rPr>
+            </w:r>
+            <w:r>
+              <w:rPr>
+                <w:noProof/>
+                <w:webHidden/>
+                <w:rtl/>
+              </w:rPr>
+              <w:fldChar w:fldCharType="separate"/>
+            </w:r>
+            <w:r>
+              <w:rPr>
+                <w:noProof/>
+                <w:webHidden/>
+                <w:rtl/>
+              </w:rPr>
+              <w:t>18</w:t>
+            </w:r>
+            <w:r>
+              <w:rPr>
+                <w:noProof/>
+                <w:webHidden/>
+                <w:rtl/>
+              </w:rPr>
+              <w:fldChar w:fldCharType="end"/>
+            </w:r>
+          </w:hyperlink>
+        </w:p>
+        <w:p>
+          <w:pPr>
+            <w:pStyle w:val="TOC2"/>
+            <w:tabs>
+              <w:tab w:val="right" w:leader="dot" w:pos="8296"/>
+            </w:tabs>
+            <w:rPr>
+              <w:rFonts w:cstheme="minorBidi"/>
+              <w:noProof/>
+              <w:kern w:val="2"/>
+              <w:sz w:val="24"/>
+              <w:szCs w:val="24"/>
+              <w:rtl/>
+              <w14:ligatures w14:val="standardContextual"/>
+            </w:rPr>
+          </w:pPr>
+          <w:hyperlink w:anchor="_Toc228030640" w:history="1">
+            <w:r>
+              <w:rPr>
+                <w:rStyle w:val="Hyperlink"/>
+                <w:noProof/>
+              </w:rPr>
+              <w:t>Phase I Submission</w:t>
+            </w:r>
+            <w:r>
+              <w:rPr>
+                <w:noProof/>
+                <w:webHidden/>
+                <w:rtl/>
+              </w:rPr>
+              <w:tab/>
+            </w:r>
+            <w:r>
+              <w:rPr>
+                <w:noProof/>
+                <w:webHidden/>
+                <w:rtl/>
+              </w:rPr>
+              <w:fldChar w:fldCharType="begin"/>
+            </w:r>
+            <w:r>
+              <w:rPr>
+                <w:noProof/>
+                <w:webHidden/>
+                <w:rtl/>
+              </w:rPr>
+              <w:instrText xml:space="preserve"> </w:instrText>
+            </w:r>
+            <w:r>
+              <w:rPr>
+                <w:noProof/>
+                <w:webHidden/>
+              </w:rPr>
+              <w:instrText>PAGEREF</w:instrText>
+            </w:r>
+            <w:r>
+              <w:rPr>
+                <w:noProof/>
+                <w:webHidden/>
+                <w:rtl/>
+              </w:rPr>
+              <w:instrText xml:space="preserve"> _</w:instrText>
+            </w:r>
+            <w:r>
+              <w:rPr>
+                <w:noProof/>
+                <w:webHidden/>
+              </w:rPr>
+              <w:instrText>Toc228030640 \h</w:instrText>
+            </w:r>
+            <w:r>
+              <w:rPr>
+                <w:noProof/>
+                <w:webHidden/>
+                <w:rtl/>
+              </w:rPr>
+              <w:instrText xml:space="preserve"> </w:instrText>
+            </w:r>
+            <w:r>
+              <w:rPr>
+                <w:noProof/>
+                <w:webHidden/>
+                <w:rtl/>
+              </w:rPr>
+            </w:r>
+            <w:r>
+              <w:rPr>
+                <w:noProof/>
+                <w:webHidden/>
+                <w:rtl/>
+              </w:rPr>
+              <w:fldChar w:fldCharType="separate"/>
+            </w:r>
+            <w:r>
+              <w:rPr>
+                <w:noProof/>
+                <w:webHidden/>
+                <w:rtl/>
+              </w:rPr>
+              <w:t>18</w:t>
+            </w:r>
+            <w:r>
+              <w:rPr>
+                <w:noProof/>
+                <w:webHidden/>
+                <w:rtl/>
+              </w:rPr>
+              <w:fldChar w:fldCharType="end"/>
+            </w:r>
+          </w:hyperlink>
+        </w:p>
+        <w:p>
+          <w:pPr>
+            <w:pStyle w:val="TOC2"/>
+            <w:tabs>
+              <w:tab w:val="right" w:leader="dot" w:pos="8296"/>
+            </w:tabs>
+            <w:rPr>
+              <w:rFonts w:cstheme="minorBidi"/>
+              <w:noProof/>
+              <w:kern w:val="2"/>
+              <w:sz w:val="24"/>
+              <w:szCs w:val="24"/>
+              <w:rtl/>
+              <w14:ligatures w14:val="standardContextual"/>
+            </w:rPr>
+          </w:pPr>
+          <w:hyperlink w:anchor="_Toc228030641" w:history="1">
+            <w:r>
+              <w:rPr>
+                <w:rStyle w:val="Hyperlink"/>
+                <w:noProof/>
+              </w:rPr>
+              <w:t>Sprint 1</w:t>
+            </w:r>
+            <w:r>
+              <w:rPr>
+                <w:noProof/>
+                <w:webHidden/>
+                <w:rtl/>
+              </w:rPr>
+              <w:tab/>
+            </w:r>
+            <w:r>
+              <w:rPr>
+                <w:noProof/>
+                <w:webHidden/>
+                <w:rtl/>
+              </w:rPr>
+              <w:fldChar w:fldCharType="begin"/>
+            </w:r>
+            <w:r>
+              <w:rPr>
+                <w:noProof/>
+                <w:webHidden/>
+                <w:rtl/>
+              </w:rPr>
+              <w:instrText xml:space="preserve"> </w:instrText>
+            </w:r>
+            <w:r>
+              <w:rPr>
+                <w:noProof/>
+                <w:webHidden/>
+              </w:rPr>
+              <w:instrText>PAGEREF</w:instrText>
+            </w:r>
+            <w:r>
+              <w:rPr>
+                <w:noProof/>
+                <w:webHidden/>
+                <w:rtl/>
+              </w:rPr>
+              <w:instrText xml:space="preserve"> _</w:instrText>
+            </w:r>
+            <w:r>
+              <w:rPr>
+                <w:noProof/>
+                <w:webHidden/>
+              </w:rPr>
+              <w:instrText>Toc228030641 \h</w:instrText>
+            </w:r>
+            <w:r>
+              <w:rPr>
+                <w:noProof/>
+                <w:webHidden/>
+                <w:rtl/>
+              </w:rPr>
+              <w:instrText xml:space="preserve"> </w:instrText>
+            </w:r>
+            <w:r>
+              <w:rPr>
+                <w:noProof/>
+                <w:webHidden/>
+                <w:rtl/>
+              </w:rPr>
+            </w:r>
+            <w:r>
+              <w:rPr>
+                <w:noProof/>
+                <w:webHidden/>
+                <w:rtl/>
+              </w:rPr>
+              <w:fldChar w:fldCharType="separate"/>
+            </w:r>
+            <w:r>
+              <w:rPr>
+                <w:noProof/>
+                <w:webHidden/>
+                <w:rtl/>
+              </w:rPr>
+              <w:t>19</w:t>
+            </w:r>
+            <w:r>
+              <w:rPr>
+                <w:noProof/>
+                <w:webHidden/>
+                <w:rtl/>
+              </w:rPr>
+              <w:fldChar w:fldCharType="end"/>
+            </w:r>
+          </w:hyperlink>
+        </w:p>
+        <w:p>
+          <w:pPr>
+            <w:pStyle w:val="TOC2"/>
+            <w:tabs>
+              <w:tab w:val="right" w:leader="dot" w:pos="8296"/>
+            </w:tabs>
+            <w:rPr>
+              <w:rFonts w:cstheme="minorBidi"/>
+              <w:noProof/>
+              <w:kern w:val="2"/>
+              <w:sz w:val="24"/>
+              <w:szCs w:val="24"/>
+              <w:rtl/>
+              <w14:ligatures w14:val="standardContextual"/>
+            </w:rPr>
+          </w:pPr>
+          <w:hyperlink w:anchor="_Toc228030642" w:history="1">
+            <w:r>
+              <w:rPr>
+                <w:rStyle w:val="Hyperlink"/>
+                <w:noProof/>
+              </w:rPr>
+              <w:t>Sprint 2</w:t>
+            </w:r>
+            <w:r>
+              <w:rPr>
+                <w:noProof/>
+                <w:webHidden/>
+                <w:rtl/>
+              </w:rPr>
+              <w:tab/>
+            </w:r>
+            <w:r>
+              <w:rPr>
+                <w:noProof/>
+                <w:webHidden/>
+                <w:rtl/>
+              </w:rPr>
+              <w:fldChar w:fldCharType="begin"/>
+            </w:r>
+            <w:r>
+              <w:rPr>
+                <w:noProof/>
+                <w:webHidden/>
+                <w:rtl/>
+              </w:rPr>
+              <w:instrText xml:space="preserve"> </w:instrText>
+            </w:r>
+            <w:r>
+              <w:rPr>
+                <w:noProof/>
+                <w:webHidden/>
+              </w:rPr>
+              <w:instrText>PAGEREF</w:instrText>
+            </w:r>
+            <w:r>
+              <w:rPr>
+                <w:noProof/>
+                <w:webHidden/>
+                <w:rtl/>
+              </w:rPr>
+              <w:instrText xml:space="preserve"> _</w:instrText>
+            </w:r>
+            <w:r>
+              <w:rPr>
+                <w:noProof/>
+                <w:webHidden/>
+              </w:rPr>
+              <w:instrText>Toc228030642 \h</w:instrText>
+            </w:r>
+            <w:r>
+              <w:rPr>
+                <w:noProof/>
+                <w:webHidden/>
+                <w:rtl/>
+              </w:rPr>
+              <w:instrText xml:space="preserve"> </w:instrText>
+            </w:r>
+            <w:r>
+              <w:rPr>
+                <w:noProof/>
+                <w:webHidden/>
+                <w:rtl/>
+              </w:rPr>
+            </w:r>
+            <w:r>
+              <w:rPr>
+                <w:noProof/>
+                <w:webHidden/>
+                <w:rtl/>
+              </w:rPr>
+              <w:fldChar w:fldCharType="separate"/>
+            </w:r>
+            <w:r>
+              <w:rPr>
+                <w:noProof/>
+                <w:webHidden/>
+                <w:rtl/>
+              </w:rPr>
+              <w:t>19</w:t>
+            </w:r>
+            <w:r>
+              <w:rPr>
+                <w:noProof/>
+                <w:webHidden/>
+                <w:rtl/>
+              </w:rPr>
+              <w:fldChar w:fldCharType="end"/>
+            </w:r>
+          </w:hyperlink>
+        </w:p>
+        <w:p>
+          <w:pPr>
+            <w:pStyle w:val="TOC2"/>
+            <w:tabs>
+              <w:tab w:val="right" w:leader="dot" w:pos="8296"/>
+            </w:tabs>
+            <w:rPr>
+              <w:rFonts w:cstheme="minorBidi"/>
+              <w:noProof/>
+              <w:kern w:val="2"/>
+              <w:sz w:val="24"/>
+              <w:szCs w:val="24"/>
+              <w:rtl/>
+              <w14:ligatures w14:val="standardContextual"/>
+            </w:rPr>
+          </w:pPr>
+          <w:hyperlink w:anchor="_Toc228030643" w:history="1">
+            <w:r>
+              <w:rPr>
+                <w:rStyle w:val="Hyperlink"/>
+                <w:noProof/>
+              </w:rPr>
+              <w:t>Sprint 3</w:t>
+            </w:r>
+            <w:r>
+              <w:rPr>
+                <w:noProof/>
+                <w:webHidden/>
+                <w:rtl/>
+              </w:rPr>
+              <w:tab/>
+            </w:r>
+            <w:r>
+              <w:rPr>
+                <w:noProof/>
+                <w:webHidden/>
+                <w:rtl/>
+              </w:rPr>
+              <w:fldChar w:fldCharType="begin"/>
+            </w:r>
+            <w:r>
+              <w:rPr>
+                <w:noProof/>
+                <w:webHidden/>
+                <w:rtl/>
+              </w:rPr>
+              <w:instrText xml:space="preserve"> </w:instrText>
+            </w:r>
+            <w:r>
+              <w:rPr>
+                <w:noProof/>
+                <w:webHidden/>
+              </w:rPr>
+              <w:instrText>PAGEREF</w:instrText>
+            </w:r>
+            <w:r>
+              <w:rPr>
+                <w:noProof/>
+                <w:webHidden/>
+                <w:rtl/>
+              </w:rPr>
+              <w:instrText xml:space="preserve"> _</w:instrText>
+            </w:r>
+            <w:r>
+              <w:rPr>
+                <w:noProof/>
+                <w:webHidden/>
+              </w:rPr>
+              <w:instrText>Toc228030643 \h</w:instrText>
+            </w:r>
+            <w:r>
+              <w:rPr>
+                <w:noProof/>
+                <w:webHidden/>
+                <w:rtl/>
+              </w:rPr>
+              <w:instrText xml:space="preserve"> </w:instrText>
+            </w:r>
+            <w:r>
+              <w:rPr>
+                <w:noProof/>
+                <w:webHidden/>
+                <w:rtl/>
+              </w:rPr>
+            </w:r>
+            <w:r>
+              <w:rPr>
+                <w:noProof/>
+                <w:webHidden/>
+                <w:rtl/>
+              </w:rPr>
+              <w:fldChar w:fldCharType="separate"/>
+            </w:r>
+            <w:r>
+              <w:rPr>
+                <w:noProof/>
+                <w:webHidden/>
+                <w:rtl/>
+              </w:rPr>
+              <w:t>20</w:t>
+            </w:r>
+            <w:r>
+              <w:rPr>
+                <w:noProof/>
+                <w:webHidden/>
+                <w:rtl/>
+              </w:rPr>
+              <w:fldChar w:fldCharType="end"/>
+            </w:r>
+          </w:hyperlink>
+        </w:p>
+        <w:p>
+          <w:pPr>
+            <w:pStyle w:val="TOC2"/>
+            <w:tabs>
+              <w:tab w:val="right" w:leader="dot" w:pos="8296"/>
+            </w:tabs>
+            <w:rPr>
+              <w:rFonts w:cstheme="minorBidi"/>
+              <w:noProof/>
+              <w:kern w:val="2"/>
+              <w:sz w:val="24"/>
+              <w:szCs w:val="24"/>
+              <w:rtl/>
+              <w14:ligatures w14:val="standardContextual"/>
+            </w:rPr>
+          </w:pPr>
+          <w:hyperlink w:anchor="_Toc228030644" w:history="1">
+            <w:r>
+              <w:rPr>
+                <w:rStyle w:val="Hyperlink"/>
+                <w:noProof/>
+              </w:rPr>
+              <w:t>Phase II Submission</w:t>
+            </w:r>
+            <w:r>
+              <w:rPr>
+                <w:noProof/>
+                <w:webHidden/>
+                <w:rtl/>
+              </w:rPr>
+              <w:tab/>
+            </w:r>
+            <w:r>
+              <w:rPr>
+                <w:noProof/>
+                <w:webHidden/>
+                <w:rtl/>
+              </w:rPr>
+              <w:fldChar w:fldCharType="begin"/>
+            </w:r>
+            <w:r>
+              <w:rPr>
+                <w:noProof/>
+                <w:webHidden/>
+                <w:rtl/>
+              </w:rPr>
+              <w:instrText xml:space="preserve"> </w:instrText>
+            </w:r>
+            <w:r>
+              <w:rPr>
+                <w:noProof/>
+                <w:webHidden/>
+              </w:rPr>
+              <w:instrText>PAGEREF</w:instrText>
+            </w:r>
+            <w:r>
+              <w:rPr>
+                <w:noProof/>
+                <w:webHidden/>
+                <w:rtl/>
+              </w:rPr>
+              <w:instrText xml:space="preserve"> _</w:instrText>
+            </w:r>
+            <w:r>
+              <w:rPr>
+                <w:noProof/>
+                <w:webHidden/>
+              </w:rPr>
+              <w:instrText>Toc228030644 \h</w:instrText>
+            </w:r>
+            <w:r>
+              <w:rPr>
+                <w:noProof/>
+                <w:webHidden/>
+                <w:rtl/>
+              </w:rPr>
+              <w:instrText xml:space="preserve"> </w:instrText>
+            </w:r>
+            <w:r>
+              <w:rPr>
+                <w:noProof/>
+                <w:webHidden/>
+                <w:rtl/>
+              </w:rPr>
+            </w:r>
+            <w:r>
+              <w:rPr>
+                <w:noProof/>
+                <w:webHidden/>
+                <w:rtl/>
+              </w:rPr>
+              <w:fldChar w:fldCharType="separate"/>
+            </w:r>
+            <w:r>
+              <w:rPr>
+                <w:noProof/>
+                <w:webHidden/>
+                <w:rtl/>
+              </w:rPr>
+              <w:t>20</w:t>
+            </w:r>
+            <w:r>
+              <w:rPr>
+                <w:noProof/>
+                <w:webHidden/>
+                <w:rtl/>
+              </w:rPr>
+              <w:fldChar w:fldCharType="end"/>
+            </w:r>
+          </w:hyperlink>
+        </w:p>
+        <w:p>
+          <w:pPr>
+            <w:pStyle w:val="TOC1"/>
+            <w:rPr>
+              <w:rFonts w:cstheme="minorBidi"/>
+              <w:noProof/>
+              <w:kern w:val="2"/>
+              <w:sz w:val="24"/>
+              <w:szCs w:val="24"/>
+              <w:rtl/>
+              <w14:ligatures w14:val="standardContextual"/>
+            </w:rPr>
+          </w:pPr>
+          <w:hyperlink w:anchor="_Toc228030645" w:history="1">
+            <w:r>
+              <w:rPr>
+                <w:rStyle w:val="Hyperlink"/>
+                <w:noProof/>
+              </w:rPr>
+              <w:t>8. Role of Each Member</w:t>
+            </w:r>
+            <w:r>
+              <w:rPr>
+                <w:noProof/>
+                <w:webHidden/>
+                <w:rtl/>
+              </w:rPr>
+              <w:tab/>
+            </w:r>
+            <w:r>
+              <w:rPr>
+                <w:noProof/>
+                <w:webHidden/>
+                <w:rtl/>
+              </w:rPr>
+              <w:fldChar w:fldCharType="begin"/>
+            </w:r>
+            <w:r>
+              <w:rPr>
+                <w:noProof/>
+                <w:webHidden/>
+                <w:rtl/>
+              </w:rPr>
+              <w:instrText xml:space="preserve"> </w:instrText>
+            </w:r>
+            <w:r>
+              <w:rPr>
+                <w:noProof/>
+                <w:webHidden/>
+              </w:rPr>
+              <w:instrText>PAGEREF</w:instrText>
+            </w:r>
+            <w:r>
+              <w:rPr>
+                <w:noProof/>
+                <w:webHidden/>
+                <w:rtl/>
+              </w:rPr>
+              <w:instrText xml:space="preserve"> _</w:instrText>
+            </w:r>
+            <w:r>
+              <w:rPr>
+                <w:noProof/>
+                <w:webHidden/>
+              </w:rPr>
+              <w:instrText>Toc228030645 \h</w:instrText>
+            </w:r>
+            <w:r>
+              <w:rPr>
+                <w:noProof/>
+                <w:webHidden/>
+                <w:rtl/>
+              </w:rPr>
+              <w:instrText xml:space="preserve"> </w:instrText>
+            </w:r>
+            <w:r>
+              <w:rPr>
+                <w:noProof/>
+                <w:webHidden/>
+                <w:rtl/>
+              </w:rPr>
+            </w:r>
+            <w:r>
+              <w:rPr>
+                <w:noProof/>
+                <w:webHidden/>
+                <w:rtl/>
+              </w:rPr>
+              <w:fldChar w:fldCharType="separate"/>
+            </w:r>
+            <w:r>
+              <w:rPr>
+                <w:noProof/>
+                <w:webHidden/>
+                <w:rtl/>
+              </w:rPr>
+              <w:t>21</w:t>
+            </w:r>
+            <w:r>
+              <w:rPr>
+                <w:noProof/>
+                <w:webHidden/>
+                <w:rtl/>
+              </w:rPr>
+              <w:fldChar w:fldCharType="end"/>
+            </w:r>
+          </w:hyperlink>
+        </w:p>
+        <w:p>
+          <w:r>
+            <w:rPr>
+              <w:b/>
+              <w:bCs/>
+              <w:noProof/>
+            </w:rPr>
+            <w:fldChar w:fldCharType="end"/>
+          </w:r>
+        </w:p>
+      </w:sdtContent>
+    </w:sdt>
+    <w:p/>
     <w:p>
       <w:pPr>
-        <w:pStyle w:val="Heading1"/>
+        <w:rPr>
+          <w:rFonts w:asciiTheme="majorHAnsi" w:eastAsiaTheme="majorEastAsia" w:hAnsiTheme="majorHAnsi" w:cstheme="majorHAnsi"/>
+          <w:color w:val="2F5496" w:themeColor="accent1" w:themeShade="BF"/>
+          <w:sz w:val="36"/>
+          <w:szCs w:val="36"/>
+        </w:rPr>
       </w:pPr>
       <w:r>
-        <w:t>Heading</w:t>
-      </w:r>
-      <w:r>
-        <w:t xml:space="preserve"> </w:t>
+        <w:br w:type="page"/>
       </w:r>
     </w:p>
     <w:p>
       <w:pPr>
-        <w:jc w:val="both"/>
-      </w:pPr>
+        <w:pStyle w:val="Heading1"/>
+      </w:pPr>
+      <w:bookmarkStart w:id="1" w:name="_Toc228030624"/>
+      <w:r>
+        <w:t>1. Introduction</w:t>
+      </w:r>
+      <w:bookmarkEnd w:id="0"/>
+      <w:bookmarkEnd w:id="1"/>
     </w:p>
     <w:p>
       <w:pPr>
@@ -27,6 +2486,75 @@
       <w:pPr>
         <w:jc w:val="both"/>
       </w:pPr>
+      <w:r>
+        <w:t>People and businesses are increasingly involved in the buying and selling process due to rapid growth of digital commerce. The internet has become a vital part of modern economic life, with online marketplaces serving as central hubs for buyers and sellers to conduct transactions from one place or another. This project aims to address the increasing demand for robust and flexible trading platforms by utilizing an online marketplace system that is fully distributed, which was developed as part of the CSE352s Parallel and Distributed Systems course at Ain Shams University's Computer and Systems Engineering Department.</w:t>
+      </w:r>
+    </w:p>
+    <w:p>
+      <w:pPr>
+        <w:jc w:val="both"/>
+      </w:pPr>
+    </w:p>
+    <w:p>
+      <w:pPr>
+        <w:jc w:val="both"/>
+      </w:pPr>
+      <w:r>
+        <w:t>This project's main focus is on developing a distributed marketplace that supports the entire lifecycle of corresponding commercial transactions, from user registration and account management to final purchase and ownership transfer. The system is designed to support multiple users at the same time, ensuring reliability, consistency, and responsiveness throughout the entire process. Its main function is to allow users to create personal accounts, list items for sale at specific prices, deposit funds into accounts linked with them, search for available products, and make purchases that atomically transfer money and item ownership between parties.</w:t>
+      </w:r>
+    </w:p>
+    <w:p>
+      <w:pPr>
+        <w:jc w:val="both"/>
+      </w:pPr>
+    </w:p>
+    <w:p>
+      <w:pPr>
+        <w:jc w:val="both"/>
+      </w:pPr>
+      <w:r>
+        <w:t>Besides its fundamental commercial applications, the system places significant emphasis on the principles of distributed computing. The backend infrastructure is based on low-level TCP socket communication, reflecting a deliberate architectural choice to implement networking at essentially the same level as the main communication layer. This strategy allows for a thorough exploration of the fundamental aspects of distributed systems, such as multi-threading and concurrent client handling while maintaining consistency across all environments. The primary application server is responsible for receiving TCP connections, setting up a distinct thread for each connected client, and handling requests according to an established custom protocol using SMART (structural message format).</w:t>
+      </w:r>
+    </w:p>
+    <w:p>
+      <w:pPr>
+        <w:jc w:val="both"/>
+      </w:pPr>
+    </w:p>
+    <w:p>
+      <w:pPr>
+        <w:jc w:val="both"/>
+      </w:pPr>
+      <w:r>
+        <w:t>Furthermore, the system employs a distributed database model that is powered by CockroachDB, an open source cloud-based distributed SQL database that offers fault tolerance and horizontal scalability. The database is divided into multiple nodes, with user and item data partitioned by identifier range while transaction information is partitioning according to date range, resulting in optimal query performance due to the balance of load distribution. Apart from the socket-based communication layer, the system provides three selected functions — account creation, user login, and cash deposit – as REST web services through a simple Java HTTP server, fulfilling the requirement of interoperability with standard web service protocols. Due to the inability of browsers to initiate direct TCP connections, a WebSocket bridge server is utilized to facilitate communication between the React-based web frontend and the raw TCF socket backend.</w:t>
+      </w:r>
+    </w:p>
+    <w:p>
+      <w:pPr>
+        <w:jc w:val="both"/>
+      </w:pPr>
+    </w:p>
+    <w:p>
+      <w:pPr>
+        <w:jc w:val="both"/>
+        <w:sectPr>
+          <w:pgSz w:w="11906" w:h="16838"/>
+          <w:pgMar w:top="1440" w:right="1800" w:bottom="1440" w:left="1800" w:header="720" w:footer="720" w:gutter="0"/>
+          <w:pgBorders w:offsetFrom="page">
+            <w:top w:val="thinThickSmallGap" w:sz="24" w:space="24" w:color="auto"/>
+            <w:left w:val="thinThickSmallGap" w:sz="24" w:space="24" w:color="auto"/>
+            <w:bottom w:val="thickThinSmallGap" w:sz="24" w:space="24" w:color="auto"/>
+            <w:right w:val="thickThinSmallGap" w:sz="24" w:space="24" w:color="auto"/>
+          </w:pgBorders>
+          <w:cols w:space="720"/>
+          <w:bidi/>
+          <w:rtlGutter/>
+          <w:docGrid w:linePitch="360"/>
+        </w:sectPr>
+      </w:pPr>
+      <w:r>
+        <w:t>It is delivered in two stages.? Part one is the full system design including architecture diagrams, documentation of user flow along with distributed database modeling and the initial time sheet for the project. The second stage involves the complete implementation, integration, testing, and documentation of the system, culminating in a live demonstration. The application of parallel and distributed systems theory to a fully operational software product is the result of these phases, which are comprehensive.</w:t>
+      </w:r>
     </w:p>
     <w:p>
       <w:pPr>
@@ -52,7 +2580,7 @@
 </file>
 
 <file path=word/numbering.xml><?xml version="1.0" encoding="utf-8"?>
-<w:numbering xmlns:wpc="http://schemas.microsoft.com/office/word/2010/wordprocessingCanvas" xmlns:cx="http://schemas.microsoft.com/office/drawing/2014/chartex" xmlns:cx1="http://schemas.microsoft.com/office/drawing/2015/9/8/chartex" xmlns:cx2="http://schemas.microsoft.com/office/drawing/2015/10/21/chartex" xmlns:cx3="http://schemas.microsoft.com/office/drawing/2016/5/9/chartex" xmlns:cx4="http://schemas.microsoft.com/office/drawing/2016/5/10/chartex" xmlns:cx5="http://schemas.microsoft.com/office/drawing/2016/5/11/chartex" xmlns:cx6="http://schemas.microsoft.com/office/drawing/2016/5/12/chartex" xmlns:cx7="http://schemas.microsoft.com/office/drawing/2016/5/13/chartex" xmlns:cx8="http://schemas.microsoft.com/office/drawing/2016/5/14/chartex" xmlns:mc="http://schemas.openxmlformats.org/markup-compatibility/2006" xmlns:aink="http://schemas.microsoft.com/office/drawing/2016/ink" xmlns:am3d="http://schemas.microsoft.com/office/drawing/2017/model3d" xmlns:o="urn:schemas-microsoft-com:office:office" xmlns:oel="http://schemas.microsoft.com/office/2019/extlst" xmlns:r="http://schemas.openxmlformats.org/officeDocument/2006/relationships" xmlns:m="http://schemas.openxmlformats.org/officeDocument/2006/math" xmlns:v="urn:schemas-microsoft-com:vml" xmlns:wp14="http://schemas.microsoft.com/office/word/2010/wordprocessingDrawing" xmlns:wp="http://schemas.openxmlformats.org/drawingml/2006/wordprocessingDrawing" xmlns:w10="urn:schemas-microsoft-com:office:word" xmlns:w="http://schemas.openxmlformats.org/wordprocessingml/2006/main" xmlns:w14="http://schemas.microsoft.com/office/word/2010/wordml" xmlns:w15="http://schemas.microsoft.com/office/word/2012/wordml" xmlns:w16cex="http://schemas.microsoft.com/office/word/2018/wordml/cex" xmlns:w16cid="http://schemas.microsoft.com/office/word/2016/wordml/cid" xmlns:w16="http://schemas.microsoft.com/office/word/2018/wordml" xmlns:w16du="http://schemas.microsoft.com/office/word/2023/wordml/word16du" xmlns:w16sdtdh="http://schemas.microsoft.com/office/word/2020/wordml/sdtdatahash" xmlns:w16se="http://schemas.microsoft.com/office/word/2015/wordml/symex" xmlns:wpg="http://schemas.microsoft.com/office/word/2010/wordprocessingGroup" xmlns:wpi="http://schemas.microsoft.com/office/word/2010/wordprocessingInk" xmlns:wne="http://schemas.microsoft.com/office/word/2006/wordml" xmlns:wps="http://schemas.microsoft.com/office/word/2010/wordprocessingShape" mc:Ignorable="w14 w15 w16se w16cid w16 w16cex w16sdtdh wp14">
+<w:numbering xmlns:wpc="http://schemas.microsoft.com/office/word/2010/wordprocessingCanvas" xmlns:cx="http://schemas.microsoft.com/office/drawing/2014/chartex" xmlns:cx1="http://schemas.microsoft.com/office/drawing/2015/9/8/chartex" xmlns:cx2="http://schemas.microsoft.com/office/drawing/2015/10/21/chartex" xmlns:cx3="http://schemas.microsoft.com/office/drawing/2016/5/9/chartex" xmlns:cx4="http://schemas.microsoft.com/office/drawing/2016/5/10/chartex" xmlns:cx5="http://schemas.microsoft.com/office/drawing/2016/5/11/chartex" xmlns:cx6="http://schemas.microsoft.com/office/drawing/2016/5/12/chartex" xmlns:cx7="http://schemas.microsoft.com/office/drawing/2016/5/13/chartex" xmlns:cx8="http://schemas.microsoft.com/office/drawing/2016/5/14/chartex" xmlns:mc="http://schemas.openxmlformats.org/markup-compatibility/2006" xmlns:aink="http://schemas.microsoft.com/office/drawing/2016/ink" xmlns:am3d="http://schemas.microsoft.com/office/drawing/2017/model3d" xmlns:o="urn:schemas-microsoft-com:office:office" xmlns:oel="http://schemas.microsoft.com/office/2019/extlst" xmlns:r="http://schemas.openxmlformats.org/officeDocument/2006/relationships" xmlns:m="http://schemas.openxmlformats.org/officeDocument/2006/math" xmlns:v="urn:schemas-microsoft-com:vml" xmlns:wp14="http://schemas.microsoft.com/office/word/2010/wordprocessingDrawing" xmlns:wp="http://schemas.openxmlformats.org/drawingml/2006/wordprocessingDrawing" xmlns:w10="urn:schemas-microsoft-com:office:word" xmlns:w="http://schemas.openxmlformats.org/wordprocessingml/2006/main" xmlns:w14="http://schemas.microsoft.com/office/word/2010/wordml" xmlns:w15="http://schemas.microsoft.com/office/word/2012/wordml" xmlns:w16cex="http://schemas.microsoft.com/office/word/2018/wordml/cex" xmlns:w16cid="http://schemas.microsoft.com/office/word/2016/wordml/cid" xmlns:w16="http://schemas.microsoft.com/office/word/2018/wordml" xmlns:w16du="http://schemas.microsoft.com/office/word/2023/wordml/word16du" xmlns:w16sdtdh="http://schemas.microsoft.com/office/word/2020/wordml/sdtdatahash" xmlns:w16sdtfl="http://schemas.microsoft.com/office/word/2024/wordml/sdtformatlock" xmlns:w16se="http://schemas.microsoft.com/office/word/2015/wordml/symex" xmlns:wpg="http://schemas.microsoft.com/office/word/2010/wordprocessingGroup" xmlns:wpi="http://schemas.microsoft.com/office/word/2010/wordprocessingInk" xmlns:wne="http://schemas.microsoft.com/office/word/2006/wordml" xmlns:wps="http://schemas.microsoft.com/office/word/2010/wordprocessingShape" mc:Ignorable="w14 w15 w16se w16cid w16 w16cex w16sdtdh w16sdtfl w16du wp14">
   <w:abstractNum w:abstractNumId="0" w15:restartNumberingAfterBreak="0">
     <w:nsid w:val="07D81549"/>
     <w:multiLevelType w:val="hybridMultilevel"/>
@@ -559,7 +3087,7 @@
 </file>
 
 <file path=word/styles.xml><?xml version="1.0" encoding="utf-8"?>
-<w:styles xmlns:mc="http://schemas.openxmlformats.org/markup-compatibility/2006" xmlns:r="http://schemas.openxmlformats.org/officeDocument/2006/relationships" xmlns:w="http://schemas.openxmlformats.org/wordprocessingml/2006/main" xmlns:w14="http://schemas.microsoft.com/office/word/2010/wordml" xmlns:w15="http://schemas.microsoft.com/office/word/2012/wordml" xmlns:w16cex="http://schemas.microsoft.com/office/word/2018/wordml/cex" xmlns:w16cid="http://schemas.microsoft.com/office/word/2016/wordml/cid" xmlns:w16="http://schemas.microsoft.com/office/word/2018/wordml" xmlns:w16sdtdh="http://schemas.microsoft.com/office/word/2020/wordml/sdtdatahash" xmlns:w16se="http://schemas.microsoft.com/office/word/2015/wordml/symex" mc:Ignorable="w14 w15 w16se w16cid w16 w16cex w16sdtdh">
+<w:styles xmlns:mc="http://schemas.openxmlformats.org/markup-compatibility/2006" xmlns:r="http://schemas.openxmlformats.org/officeDocument/2006/relationships" xmlns:w="http://schemas.openxmlformats.org/wordprocessingml/2006/main" xmlns:w14="http://schemas.microsoft.com/office/word/2010/wordml" xmlns:w15="http://schemas.microsoft.com/office/word/2012/wordml" xmlns:w16cex="http://schemas.microsoft.com/office/word/2018/wordml/cex" xmlns:w16cid="http://schemas.microsoft.com/office/word/2016/wordml/cid" xmlns:w16="http://schemas.microsoft.com/office/word/2018/wordml" xmlns:w16du="http://schemas.microsoft.com/office/word/2023/wordml/word16du" xmlns:w16sdtdh="http://schemas.microsoft.com/office/word/2020/wordml/sdtdatahash" xmlns:w16sdtfl="http://schemas.microsoft.com/office/word/2024/wordml/sdtformatlock" xmlns:w16se="http://schemas.microsoft.com/office/word/2015/wordml/symex" mc:Ignorable="w14 w15 w16se w16cid w16 w16cex w16sdtdh w16sdtfl w16du">
   <w:docDefaults>
     <w:rPrDefault>
       <w:rPr>
@@ -1149,6 +3677,85 @@
       <w:szCs w:val="20"/>
     </w:rPr>
   </w:style>
+  <w:style w:type="paragraph" w:styleId="TOCHeading">
+    <w:name w:val="TOC Heading"/>
+    <w:basedOn w:val="Heading1"/>
+    <w:next w:val="Normal"/>
+    <w:uiPriority w:val="39"/>
+    <w:unhideWhenUsed/>
+    <w:qFormat/>
+    <w:rsid w:val="00503330"/>
+    <w:pPr>
+      <w:outlineLvl w:val="9"/>
+    </w:pPr>
+    <w:rPr>
+      <w:rFonts w:cstheme="majorBidi"/>
+      <w:bCs w:val="0"/>
+      <w:color w:val="2F5496" w:themeColor="accent1" w:themeShade="BF"/>
+      <w:szCs w:val="32"/>
+    </w:rPr>
+  </w:style>
+  <w:style w:type="paragraph" w:styleId="TOC1">
+    <w:name w:val="toc 1"/>
+    <w:basedOn w:val="Normal"/>
+    <w:next w:val="Normal"/>
+    <w:autoRedefine/>
+    <w:uiPriority w:val="39"/>
+    <w:unhideWhenUsed/>
+    <w:rsid w:val="00503330"/>
+    <w:pPr>
+      <w:spacing w:after="100"/>
+    </w:pPr>
+    <w:rPr>
+      <w:rFonts w:eastAsiaTheme="minorEastAsia" w:cstheme="minorHAnsi"/>
+      <w:sz w:val="28"/>
+    </w:rPr>
+  </w:style>
+  <w:style w:type="character" w:styleId="Hyperlink">
+    <w:name w:val="Hyperlink"/>
+    <w:basedOn w:val="DefaultParagraphFont"/>
+    <w:uiPriority w:val="99"/>
+    <w:unhideWhenUsed/>
+    <w:rsid w:val="00503330"/>
+    <w:rPr>
+      <w:color w:val="0563C1" w:themeColor="hyperlink"/>
+      <w:u w:val="single"/>
+    </w:rPr>
+  </w:style>
+  <w:style w:type="paragraph" w:styleId="TOC2">
+    <w:name w:val="toc 2"/>
+    <w:basedOn w:val="Normal"/>
+    <w:next w:val="Normal"/>
+    <w:autoRedefine/>
+    <w:uiPriority w:val="39"/>
+    <w:unhideWhenUsed/>
+    <w:rsid w:val="00503330"/>
+    <w:pPr>
+      <w:spacing w:after="100"/>
+      <w:ind w:left="280"/>
+    </w:pPr>
+    <w:rPr>
+      <w:rFonts w:eastAsiaTheme="minorEastAsia" w:cstheme="minorHAnsi"/>
+      <w:sz w:val="28"/>
+    </w:rPr>
+  </w:style>
+  <w:style w:type="paragraph" w:styleId="TOC3">
+    <w:name w:val="toc 3"/>
+    <w:basedOn w:val="Normal"/>
+    <w:next w:val="Normal"/>
+    <w:autoRedefine/>
+    <w:uiPriority w:val="39"/>
+    <w:unhideWhenUsed/>
+    <w:rsid w:val="00503330"/>
+    <w:pPr>
+      <w:spacing w:after="100"/>
+      <w:ind w:left="560"/>
+    </w:pPr>
+    <w:rPr>
+      <w:rFonts w:eastAsiaTheme="minorEastAsia" w:cstheme="minorHAnsi"/>
+      <w:sz w:val="28"/>
+    </w:rPr>
+  </w:style>
 </w:styles>
 </file>
 
